--- a/تعديلات المقرأءة.docx
+++ b/تعديلات المقرأءة.docx
@@ -320,18 +320,149 @@
       <w:pPr>
         <w:bidi/>
         <w:rPr>
+          <w:lang w:bidi="ar-EG"/>
+        </w:rPr>
+      </w:pPr>
+      <w:r>
+        <w:rPr>
           <w:rFonts w:hint="cs"/>
           <w:rtl/>
           <w:lang w:bidi="ar-EG"/>
         </w:rPr>
-      </w:pPr>
-      <w:r>
+        <w:t>اعادة التسكين من الادارة</w:t>
+      </w:r>
+    </w:p>
+    <w:p>
+      <w:pPr>
+        <w:bidi/>
+        <w:rPr>
+          <w:lang w:bidi="ar-EG"/>
+        </w:rPr>
+      </w:pPr>
+    </w:p>
+    <w:p>
+      <w:pPr>
+        <w:bidi/>
+        <w:rPr>
+          <w:lang w:bidi="ar-EG"/>
+        </w:rPr>
+      </w:pPr>
+    </w:p>
+    <w:p>
+      <w:pPr>
+        <w:bidi/>
+        <w:rPr>
+          <w:lang w:bidi="ar-EG"/>
+        </w:rPr>
+      </w:pPr>
+    </w:p>
+    <w:p>
+      <w:pPr>
+        <w:bidi/>
+        <w:rPr>
+          <w:lang w:bidi="ar-EG"/>
+        </w:rPr>
+      </w:pPr>
+    </w:p>
+    <w:p>
+      <w:pPr>
+        <w:bidi/>
+        <w:rPr>
+          <w:lang w:bidi="ar-EG"/>
+        </w:rPr>
+      </w:pPr>
+    </w:p>
+    <w:p>
+      <w:pPr>
+        <w:bidi/>
+        <w:rPr>
+          <w:lang w:bidi="ar-EG"/>
+        </w:rPr>
+      </w:pPr>
+    </w:p>
+    <w:p>
+      <w:pPr>
+        <w:bidi/>
         <w:rPr>
           <w:rFonts w:hint="cs"/>
           <w:rtl/>
           <w:lang w:bidi="ar-EG"/>
         </w:rPr>
-        <w:t>اعادة التسكين من الادارة</w:t>
+      </w:pPr>
+    </w:p>
+    <w:p>
+      <w:pPr>
+        <w:bidi/>
+        <w:rPr>
+          <w:rtl/>
+          <w:lang w:bidi="ar-EG"/>
+        </w:rPr>
+      </w:pPr>
+      <w:r>
+        <w:rPr>
+          <w:rtl/>
+        </w:rPr>
+        <w:t xml:space="preserve">الجدول الحصص يا صديقي </w:t>
+      </w:r>
+      <w:r>
+        <w:rPr>
+          <w:lang w:bidi="ar-EG"/>
+        </w:rPr>
+        <w:br/>
+      </w:r>
+      <w:r>
+        <w:rPr>
+          <w:rtl/>
+        </w:rPr>
+        <w:t xml:space="preserve">انا عندي جدول موجود بالفعل بس محتاجين شويه تعديلات </w:t>
+      </w:r>
+      <w:r>
+        <w:rPr>
+          <w:lang w:bidi="ar-EG"/>
+        </w:rPr>
+        <w:br/>
+      </w:r>
+      <w:r>
+        <w:rPr>
+          <w:rtl/>
+        </w:rPr>
+        <w:t xml:space="preserve">يعني مثلا انشي جدول اليوم والحصص والوقت وفي النهاية الجدول دا اضيف عليه قاعات لتشابة الجدول بينهم </w:t>
+      </w:r>
+      <w:r>
+        <w:rPr>
+          <w:lang w:bidi="ar-EG"/>
+        </w:rPr>
+        <w:br/>
+      </w:r>
+      <w:r>
+        <w:rPr>
+          <w:rtl/>
+        </w:rPr>
+        <w:t xml:space="preserve">وهكذا </w:t>
+      </w:r>
+      <w:r>
+        <w:rPr>
+          <w:lang w:bidi="ar-EG"/>
+        </w:rPr>
+        <w:br/>
+      </w:r>
+      <w:r>
+        <w:rPr>
+          <w:lang w:bidi="ar-EG"/>
+        </w:rPr>
+        <w:br/>
+      </w:r>
+      <w:r>
+        <w:rPr>
+          <w:lang w:bidi="ar-EG"/>
+        </w:rPr>
+        <w:br/>
+      </w:r>
+      <w:r>
+        <w:rPr>
+          <w:rtl/>
+        </w:rPr>
+        <w:t>هجبلك الملفات اللى عندي اللى عامل عليها الجدول على القاعات</w:t>
       </w:r>
     </w:p>
     <w:sectPr>
@@ -947,7 +1078,6 @@
   <w:style w:type="character" w:default="1" w:styleId="DefaultParagraphFont">
     <w:name w:val="Default Paragraph Font"/>
     <w:uiPriority w:val="1"/>
-    <w:semiHidden/>
     <w:unhideWhenUsed/>
   </w:style>
   <w:style w:type="table" w:default="1" w:styleId="TableNormal">
